--- a/١١ - سيناريوهات فيديو الاستخدام/بنين/سيناريو فيديو — الوكيل التعليمي — ابن خلدون.docx
+++ b/١١ - سيناريوهات فيديو الاستخدام/بنين/سيناريو فيديو — الوكيل التعليمي — ابن خلدون.docx
@@ -2560,7 +2560,7 @@
       <w:r>
         <w:drawing>
           <wp:inline xmlns:a="http://schemas.openxmlformats.org/drawingml/2006/main" xmlns:pic="http://schemas.openxmlformats.org/drawingml/2006/picture">
-            <wp:extent cx="4315692" cy="2880000"/>
+            <wp:extent cx="4359154" cy="2880000"/>
             <wp:docPr id="6" name="Picture 6"/>
             <wp:cNvGraphicFramePr>
               <a:graphicFrameLocks noChangeAspect="1"/>
@@ -2581,7 +2581,7 @@
                   <pic:spPr>
                     <a:xfrm>
                       <a:off x="0" y="0"/>
-                      <a:ext cx="4315692" cy="2880000"/>
+                      <a:ext cx="4359154" cy="2880000"/>
                     </a:xfrm>
                     <a:prstGeom prst="rect"/>
                   </pic:spPr>
